--- a/2026S/05 综合论文训练记录表.docx
+++ b/2026S/05 综合论文训练记录表.docx
@@ -426,7 +426,7 @@
               <w:jc w:val="left"/>
               <w:textAlignment w:val="auto"/>
               <w:rPr>
-                <w:rFonts w:hint="eastAsia"/>
+                <w:rFonts w:hint="default"/>
                 <w:b w:val="0"/>
                 <w:bCs/>
                 <w:sz w:val="18"/>
@@ -443,7 +443,7 @@
                 <w:szCs w:val="18"/>
                 <w:lang w:val="en-US" w:eastAsia="zh-CN"/>
               </w:rPr>
-              <w:t>用 Rust 实现星光 2 开发板上各种外设的异步驱动</w:t>
+              <w:t>在 rCore-N 操作系统中实现基于 Rust Future 的定时器驱动</w:t>
             </w:r>
           </w:p>
           <w:p>
@@ -454,7 +454,7 @@
               <w:widowControl w:val="0"/>
               <w:numPr>
                 <w:ilvl w:val="0"/>
-                <w:numId w:val="3"/>
+                <w:numId w:val="0"/>
               </w:numPr>
               <w:tabs>
                 <w:tab w:val="left" w:pos="372"/>
@@ -469,13 +469,12 @@
               <w:adjustRightInd w:val="0"/>
               <w:snapToGrid w:val="0"/>
               <w:spacing w:before="156" w:beforeLines="50" w:after="156" w:afterLines="50" w:line="200" w:lineRule="exact"/>
-              <w:ind w:left="420" w:leftChars="0" w:firstLine="0" w:firstLineChars="0"/>
               <w:jc w:val="left"/>
               <w:textAlignment w:val="auto"/>
               <w:rPr>
-                <w:rFonts w:hint="default"/>
-                <w:b w:val="0"/>
-                <w:bCs/>
+                <w:rFonts w:hint="eastAsia"/>
+                <w:b/>
+                <w:bCs w:val="0"/>
                 <w:sz w:val="18"/>
                 <w:szCs w:val="18"/>
                 <w:lang w:val="en-US" w:eastAsia="zh-CN"/>
@@ -484,107 +483,13 @@
             <w:r>
               <w:rPr>
                 <w:rFonts w:hint="eastAsia"/>
-                <w:b w:val="0"/>
-                <w:bCs/>
+                <w:b/>
+                <w:bCs w:val="0"/>
                 <w:sz w:val="18"/>
                 <w:szCs w:val="18"/>
                 <w:lang w:val="en-US" w:eastAsia="zh-CN"/>
               </w:rPr>
-              <w:t>复现：在 QEMU 环境对 Alien OS 完成异步串口驱动模块适配</w:t>
-            </w:r>
-          </w:p>
-          <w:p>
-            <w:pPr>
-              <w:keepNext w:val="0"/>
-              <w:keepLines w:val="0"/>
-              <w:pageBreakBefore w:val="0"/>
-              <w:widowControl w:val="0"/>
-              <w:numPr>
-                <w:ilvl w:val="0"/>
-                <w:numId w:val="3"/>
-              </w:numPr>
-              <w:tabs>
-                <w:tab w:val="left" w:pos="372"/>
-              </w:tabs>
-              <w:kinsoku/>
-              <w:wordWrap w:val="0"/>
-              <w:overflowPunct/>
-              <w:topLinePunct w:val="0"/>
-              <w:autoSpaceDE/>
-              <w:autoSpaceDN/>
-              <w:bidi w:val="0"/>
-              <w:adjustRightInd w:val="0"/>
-              <w:snapToGrid w:val="0"/>
-              <w:spacing w:before="156" w:beforeLines="50" w:after="156" w:afterLines="50" w:line="200" w:lineRule="exact"/>
-              <w:ind w:left="420" w:leftChars="0" w:firstLine="0" w:firstLineChars="0"/>
-              <w:jc w:val="left"/>
-              <w:textAlignment w:val="auto"/>
-              <w:rPr>
-                <w:rFonts w:hint="default"/>
-                <w:b w:val="0"/>
-                <w:bCs/>
-                <w:sz w:val="18"/>
-                <w:szCs w:val="18"/>
-                <w:lang w:val="en-US" w:eastAsia="zh-CN"/>
-              </w:rPr>
-            </w:pPr>
-            <w:r>
-              <w:rPr>
-                <w:rFonts w:hint="eastAsia"/>
-                <w:b w:val="0"/>
-                <w:bCs/>
-                <w:sz w:val="18"/>
-                <w:szCs w:val="18"/>
-                <w:lang w:val="en-US" w:eastAsia="zh-CN"/>
-              </w:rPr>
-              <w:t>基础：在开发板上对 Alien OS 完成异步串口驱动模块适配</w:t>
-            </w:r>
-          </w:p>
-          <w:p>
-            <w:pPr>
-              <w:keepNext w:val="0"/>
-              <w:keepLines w:val="0"/>
-              <w:pageBreakBefore w:val="0"/>
-              <w:widowControl w:val="0"/>
-              <w:numPr>
-                <w:ilvl w:val="0"/>
-                <w:numId w:val="3"/>
-              </w:numPr>
-              <w:tabs>
-                <w:tab w:val="left" w:pos="372"/>
-              </w:tabs>
-              <w:kinsoku/>
-              <w:wordWrap w:val="0"/>
-              <w:overflowPunct/>
-              <w:topLinePunct w:val="0"/>
-              <w:autoSpaceDE/>
-              <w:autoSpaceDN/>
-              <w:bidi w:val="0"/>
-              <w:adjustRightInd w:val="0"/>
-              <w:snapToGrid w:val="0"/>
-              <w:spacing w:before="156" w:beforeLines="50" w:after="156" w:afterLines="50" w:line="200" w:lineRule="exact"/>
-              <w:ind w:left="420" w:leftChars="0" w:firstLine="0" w:firstLineChars="0"/>
-              <w:jc w:val="left"/>
-              <w:textAlignment w:val="auto"/>
-              <w:rPr>
-                <w:rFonts w:hint="default"/>
-                <w:b w:val="0"/>
-                <w:bCs/>
-                <w:sz w:val="18"/>
-                <w:szCs w:val="18"/>
-                <w:lang w:val="en-US" w:eastAsia="zh-CN"/>
-              </w:rPr>
-            </w:pPr>
-            <w:r>
-              <w:rPr>
-                <w:rFonts w:hint="eastAsia"/>
-                <w:b w:val="0"/>
-                <w:bCs/>
-                <w:sz w:val="18"/>
-                <w:szCs w:val="18"/>
-                <w:lang w:val="en-US" w:eastAsia="zh-CN"/>
-              </w:rPr>
-              <w:t>进阶：实现 SD 卡闪存块设备异步驱动，支持在开发板上运行文件系统并通过相应测例集</w:t>
+              <w:t>进度安排：</w:t>
             </w:r>
           </w:p>
           <w:p>
@@ -614,7 +519,7 @@
               <w:jc w:val="left"/>
               <w:textAlignment w:val="auto"/>
               <w:rPr>
-                <w:rFonts w:hint="eastAsia"/>
+                <w:rFonts w:hint="default"/>
                 <w:b w:val="0"/>
                 <w:bCs/>
                 <w:sz w:val="18"/>
@@ -625,13 +530,13 @@
             <w:r>
               <w:rPr>
                 <w:rFonts w:hint="eastAsia"/>
-                <w:b/>
-                <w:bCs w:val="0"/>
+                <w:b w:val="0"/>
+                <w:bCs/>
                 <w:sz w:val="18"/>
                 <w:szCs w:val="18"/>
                 <w:lang w:val="en-US" w:eastAsia="zh-CN"/>
               </w:rPr>
-              <w:t>进度安排：</w:t>
+              <w:t>2025年12月-2026年1月上旬：调研确定选题，完成 rCore-2025S 课程 5 个实验</w:t>
             </w:r>
           </w:p>
           <w:p>
@@ -678,7 +583,7 @@
                 <w:szCs w:val="18"/>
                 <w:lang w:val="en-US" w:eastAsia="zh-CN"/>
               </w:rPr>
-              <w:t>2025年12月-2026年1月上旬：调研确定选题</w:t>
+              <w:t>2026年1月上旬：开题答辩</w:t>
             </w:r>
           </w:p>
           <w:p>
@@ -708,7 +613,7 @@
               <w:jc w:val="left"/>
               <w:textAlignment w:val="auto"/>
               <w:rPr>
-                <w:rFonts w:hint="eastAsia"/>
+                <w:rFonts w:hint="default"/>
                 <w:b w:val="0"/>
                 <w:bCs/>
                 <w:sz w:val="18"/>
@@ -725,7 +630,7 @@
                 <w:szCs w:val="18"/>
                 <w:lang w:val="en-US" w:eastAsia="zh-CN"/>
               </w:rPr>
-              <w:t>2026年1月上旬：开题答辩</w:t>
+              <w:t>2026年1月下旬：学习 Embassy 异步框架中关于 Executor 的实现</w:t>
             </w:r>
           </w:p>
           <w:p>
@@ -772,7 +677,7 @@
                 <w:szCs w:val="18"/>
                 <w:lang w:val="en-US" w:eastAsia="zh-CN"/>
               </w:rPr>
-              <w:t>2026年1月下旬：实现后续工作的一个简化版本：rCore-N 异步 timer 开发</w:t>
+              <w:t>2026年2月上旬：学习 Embassy 异步框架中关于 Timer 的实现</w:t>
             </w:r>
           </w:p>
           <w:p>
@@ -819,7 +724,7 @@
                 <w:szCs w:val="18"/>
                 <w:lang w:val="en-US" w:eastAsia="zh-CN"/>
               </w:rPr>
-              <w:t>2026年1月下旬-2026年2月下旬：在 QEMU 上复现</w:t>
+              <w:t>2026年2月下旬：配置环境，在 QEMU 中运行 rCore-N 内核并跑通用户态测例</w:t>
             </w:r>
           </w:p>
           <w:p>
@@ -849,7 +754,7 @@
               <w:jc w:val="left"/>
               <w:textAlignment w:val="auto"/>
               <w:rPr>
-                <w:rFonts w:hint="eastAsia"/>
+                <w:rFonts w:hint="default"/>
                 <w:b w:val="0"/>
                 <w:bCs/>
                 <w:sz w:val="18"/>
@@ -866,10 +771,8 @@
                 <w:szCs w:val="18"/>
                 <w:lang w:val="en-US" w:eastAsia="zh-CN"/>
               </w:rPr>
-              <w:t>2026年2月下旬-3月中旬：在开发板上成功跑异步串口驱动</w:t>
-            </w:r>
-            <w:bookmarkStart w:id="0" w:name="_GoBack"/>
-            <w:bookmarkEnd w:id="0"/>
+              <w:t xml:space="preserve">2026年3月上旬：在 rCore-N 中设计实现 Executor、TaskRef、Waker 数据结构 </w:t>
+            </w:r>
           </w:p>
           <w:p>
             <w:pPr>
@@ -915,7 +818,7 @@
                 <w:szCs w:val="18"/>
                 <w:lang w:val="en-US" w:eastAsia="zh-CN"/>
               </w:rPr>
-              <w:t>2026年3月中旬-4月上旬：块设备异步驱动编写，中期答辩</w:t>
+              <w:t>2026年3月下旬-4月上旬：参考 Embassy 设计实现 rCore-N 异步 timer 驱动</w:t>
             </w:r>
           </w:p>
           <w:p>
@@ -945,7 +848,7 @@
               <w:jc w:val="left"/>
               <w:textAlignment w:val="auto"/>
               <w:rPr>
-                <w:rFonts w:hint="eastAsia"/>
+                <w:rFonts w:hint="default"/>
                 <w:b w:val="0"/>
                 <w:bCs/>
                 <w:sz w:val="18"/>
@@ -962,7 +865,7 @@
                 <w:szCs w:val="18"/>
                 <w:lang w:val="en-US" w:eastAsia="zh-CN"/>
               </w:rPr>
-              <w:t>2026年4月上旬-5月：块设备异步驱动，模拟与上板</w:t>
+              <w:t>2026年4月下旬：编写用户态 sleep 测试用例验证 rCore-N 异步定时器正确性</w:t>
             </w:r>
           </w:p>
           <w:p>
@@ -1009,7 +912,20 @@
                 <w:szCs w:val="18"/>
                 <w:lang w:val="en-US" w:eastAsia="zh-CN"/>
               </w:rPr>
-              <w:t>2026年5月-6月：写论文，准备答辩</w:t>
+              <w:t>2026年5月-6月：代码工作收尾。</w:t>
+            </w:r>
+            <w:bookmarkStart w:id="0" w:name="_GoBack"/>
+            <w:bookmarkEnd w:id="0"/>
+            <w:r>
+              <w:rPr>
+                <w:rFonts w:hint="eastAsia"/>
+                <w:b w:val="0"/>
+                <w:bCs/>
+                <w:sz w:val="18"/>
+                <w:szCs w:val="18"/>
+                <w:lang w:val="en-US" w:eastAsia="zh-CN"/>
+              </w:rPr>
+              <w:t>写论文，准备答辩</w:t>
             </w:r>
           </w:p>
           <w:p>
@@ -1024,6 +940,7 @@
               </w:numPr>
               <w:tabs>
                 <w:tab w:val="left" w:pos="372"/>
+                <w:tab w:val="center" w:pos="3507"/>
               </w:tabs>
               <w:kinsoku/>
               <w:wordWrap w:val="0"/>
@@ -1166,6 +1083,7 @@
         </w:tblPrEx>
         <w:trPr>
           <w:trHeight w:val="3577" w:hRule="atLeast"/>
+          <w:jc w:val="center"/>
         </w:trPr>
         <w:tc>
           <w:tcPr>
@@ -1276,6 +1194,7 @@
         </w:tblPrEx>
         <w:trPr>
           <w:trHeight w:val="3676" w:hRule="atLeast"/>
+          <w:jc w:val="center"/>
         </w:trPr>
         <w:tc>
           <w:tcPr>
@@ -1387,6 +1306,7 @@
         </w:tblPrEx>
         <w:trPr>
           <w:trHeight w:val="3817" w:hRule="atLeast"/>
+          <w:jc w:val="center"/>
         </w:trPr>
         <w:tc>
           <w:tcPr>
@@ -1497,6 +1417,7 @@
         </w:tblPrEx>
         <w:trPr>
           <w:trHeight w:val="3674" w:hRule="atLeast"/>
+          <w:jc w:val="center"/>
         </w:trPr>
         <w:tc>
           <w:tcPr>
@@ -1735,21 +1656,6 @@
 <file path=word/numbering.xml><?xml version="1.0" encoding="utf-8"?>
 <w:numbering xmlns:wpc="http://schemas.microsoft.com/office/word/2010/wordprocessingCanvas" xmlns:mc="http://schemas.openxmlformats.org/markup-compatibility/2006" xmlns:o="urn:schemas-microsoft-com:office:office" xmlns:r="http://schemas.openxmlformats.org/officeDocument/2006/relationships" xmlns:m="http://schemas.openxmlformats.org/officeDocument/2006/math" xmlns:v="urn:schemas-microsoft-com:vml" xmlns:wp14="http://schemas.microsoft.com/office/word/2010/wordprocessingDrawing" xmlns:wp="http://schemas.openxmlformats.org/drawingml/2006/wordprocessingDrawing" xmlns:w10="urn:schemas-microsoft-com:office:word" xmlns:w="http://schemas.openxmlformats.org/wordprocessingml/2006/main" xmlns:w14="http://schemas.microsoft.com/office/word/2010/wordml" xmlns:wpg="http://schemas.microsoft.com/office/word/2010/wordprocessingGroup" xmlns:wpi="http://schemas.microsoft.com/office/word/2010/wordprocessingInk" xmlns:wne="http://schemas.microsoft.com/office/word/2006/wordml" xmlns:wps="http://schemas.microsoft.com/office/word/2010/wordprocessingShape" xmlns:wpsCustomData="http://www.wps.cn/officeDocument/2013/wpsCustomData" mc:Ignorable="w14 wp14">
   <w:abstractNum w:abstractNumId="0">
-    <w:nsid w:val="906FB30C"/>
-    <w:multiLevelType w:val="singleLevel"/>
-    <w:tmpl w:val="906FB30C"/>
-    <w:lvl w:ilvl="0" w:tentative="0">
-      <w:start w:val="1"/>
-      <w:numFmt w:val="decimal"/>
-      <w:suff w:val="space"/>
-      <w:lvlText w:val="%1."/>
-      <w:lvlJc w:val="left"/>
-      <w:pPr>
-        <w:ind w:left="420" w:leftChars="0" w:firstLine="0" w:firstLineChars="0"/>
-      </w:pPr>
-    </w:lvl>
-  </w:abstractNum>
-  <w:abstractNum w:abstractNumId="1">
     <w:nsid w:val="330450CA"/>
     <w:multiLevelType w:val="multilevel"/>
     <w:tmpl w:val="330450CA"/>
@@ -1876,7 +1782,7 @@
       </w:rPr>
     </w:lvl>
   </w:abstractNum>
-  <w:abstractNum w:abstractNumId="2">
+  <w:abstractNum w:abstractNumId="1">
     <w:nsid w:val="5EB5106E"/>
     <w:multiLevelType w:val="multilevel"/>
     <w:tmpl w:val="5EB5106E"/>
@@ -1994,13 +1900,10 @@
     </w:lvl>
   </w:abstractNum>
   <w:num w:numId="1">
-    <w:abstractNumId w:val="1"/>
+    <w:abstractNumId w:val="0"/>
   </w:num>
   <w:num w:numId="2">
-    <w:abstractNumId w:val="2"/>
-  </w:num>
-  <w:num w:numId="3">
-    <w:abstractNumId w:val="0"/>
+    <w:abstractNumId w:val="1"/>
   </w:num>
 </w:numbering>
 </file>

--- a/2026S/05 综合论文训练记录表.docx
+++ b/2026S/05 综合论文训练记录表.docx
@@ -912,20 +912,7 @@
                 <w:szCs w:val="18"/>
                 <w:lang w:val="en-US" w:eastAsia="zh-CN"/>
               </w:rPr>
-              <w:t>2026年5月-6月：代码工作收尾。</w:t>
-            </w:r>
-            <w:bookmarkStart w:id="0" w:name="_GoBack"/>
-            <w:bookmarkEnd w:id="0"/>
-            <w:r>
-              <w:rPr>
-                <w:rFonts w:hint="eastAsia"/>
-                <w:b w:val="0"/>
-                <w:bCs/>
-                <w:sz w:val="18"/>
-                <w:szCs w:val="18"/>
-                <w:lang w:val="en-US" w:eastAsia="zh-CN"/>
-              </w:rPr>
-              <w:t>写论文，准备答辩</w:t>
+              <w:t>2026年5月-6月：代码工作收尾。写论文，准备答辩</w:t>
             </w:r>
           </w:p>
           <w:p>
@@ -1102,6 +1089,7 @@
                 <w:szCs w:val="21"/>
               </w:rPr>
             </w:pPr>
+            <w:bookmarkStart w:id="0" w:name="_GoBack" w:colFirst="1" w:colLast="5"/>
             <w:r>
               <w:rPr>
                 <w:rFonts w:hint="eastAsia"/>
@@ -1117,8 +1105,92 @@
           <w:tcPr>
             <w:tcW w:w="7231" w:type="dxa"/>
             <w:gridSpan w:val="5"/>
+            <w:shd w:val="clear"/>
             <w:vAlign w:val="bottom"/>
           </w:tcPr>
+          <w:p>
+            <w:pPr>
+              <w:widowControl w:val="0"/>
+              <w:spacing w:before="156" w:beforeLines="50" w:after="156" w:afterLines="50"/>
+              <w:ind w:firstLine="422" w:firstLineChars="200"/>
+              <w:jc w:val="left"/>
+              <w:rPr>
+                <w:b/>
+                <w:sz w:val="21"/>
+                <w:szCs w:val="21"/>
+              </w:rPr>
+            </w:pPr>
+            <w:r>
+              <w:rPr>
+                <w:rFonts w:hint="eastAsia"/>
+                <w:b/>
+                <w:sz w:val="21"/>
+                <w:szCs w:val="21"/>
+              </w:rPr>
+              <w:t>论文工作按照原计划进行，中期检查答辩时陈述清晰，正确回答问题。通过中期考核。</w:t>
+            </w:r>
+          </w:p>
+          <w:p>
+            <w:pPr>
+              <w:widowControl w:val="0"/>
+              <w:spacing w:before="156" w:beforeLines="50" w:after="156" w:afterLines="50"/>
+              <w:jc w:val="right"/>
+              <w:rPr>
+                <w:b/>
+                <w:sz w:val="21"/>
+                <w:szCs w:val="21"/>
+              </w:rPr>
+            </w:pPr>
+          </w:p>
+          <w:p>
+            <w:pPr>
+              <w:widowControl w:val="0"/>
+              <w:spacing w:before="156" w:beforeLines="50" w:after="156" w:afterLines="50"/>
+              <w:ind w:right="844"/>
+              <w:jc w:val="center"/>
+              <w:rPr>
+                <w:b/>
+                <w:sz w:val="21"/>
+                <w:szCs w:val="21"/>
+              </w:rPr>
+            </w:pPr>
+            <w:r>
+              <w:rPr>
+                <w:rFonts w:hint="eastAsia"/>
+                <w:b/>
+                <w:sz w:val="21"/>
+                <w:szCs w:val="21"/>
+              </w:rPr>
+              <w:t xml:space="preserve"> </w:t>
+            </w:r>
+            <w:r>
+              <w:rPr>
+                <w:b/>
+                <w:sz w:val="21"/>
+                <w:szCs w:val="21"/>
+              </w:rPr>
+              <w:t xml:space="preserve">                   </w:t>
+            </w:r>
+            <w:r>
+              <w:rPr>
+                <w:rFonts w:hint="eastAsia"/>
+                <w:b/>
+                <w:sz w:val="21"/>
+                <w:szCs w:val="21"/>
+              </w:rPr>
+              <w:t>考核组组长签字：</w:t>
+            </w:r>
+            <w:r>
+              <w:rPr>
+                <w:rFonts w:hint="eastAsia"/>
+                <w:b/>
+                <w:sz w:val="21"/>
+                <w:szCs w:val="21"/>
+                <w:u w:val="single"/>
+              </w:rPr>
+              <w:t xml:space="preserve">            </w:t>
+            </w:r>
+          </w:p>
           <w:p>
             <w:pPr>
               <w:widowControl w:val="0"/>
@@ -1126,41 +1198,12 @@
               <w:spacing w:before="156" w:beforeLines="50" w:after="156" w:afterLines="50"/>
               <w:jc w:val="right"/>
               <w:rPr>
-                <w:b/>
-                <w:sz w:val="21"/>
-                <w:szCs w:val="21"/>
-              </w:rPr>
-            </w:pPr>
-            <w:r>
-              <w:rPr>
-                <w:rFonts w:hint="eastAsia"/>
-                <w:b/>
-                <w:sz w:val="21"/>
-                <w:szCs w:val="21"/>
-              </w:rPr>
-              <w:t>考核组组长签字：</w:t>
-            </w:r>
-            <w:r>
-              <w:rPr>
-                <w:rFonts w:hint="eastAsia"/>
-                <w:b/>
-                <w:sz w:val="21"/>
-                <w:szCs w:val="21"/>
-                <w:u w:val="single"/>
-              </w:rPr>
-              <w:t xml:space="preserve">            </w:t>
-            </w:r>
-          </w:p>
-          <w:p>
-            <w:pPr>
-              <w:widowControl w:val="0"/>
-              <w:wordWrap w:val="0"/>
-              <w:spacing w:before="156" w:beforeLines="50" w:after="156" w:afterLines="50"/>
-              <w:jc w:val="right"/>
-              <w:rPr>
-                <w:b/>
-                <w:sz w:val="21"/>
-                <w:szCs w:val="21"/>
+                <w:rFonts w:ascii="Times New Roman" w:hAnsi="Times New Roman" w:eastAsia="宋体" w:cs="Times New Roman"/>
+                <w:b/>
+                <w:kern w:val="2"/>
+                <w:sz w:val="21"/>
+                <w:szCs w:val="21"/>
+                <w:lang w:val="en-US" w:eastAsia="zh-CN" w:bidi="ar-SA"/>
               </w:rPr>
             </w:pPr>
             <w:r>
@@ -1175,6 +1218,7 @@
           </w:p>
         </w:tc>
       </w:tr>
+      <w:bookmarkEnd w:id="0"/>
       <w:tr>
         <w:tblPrEx>
           <w:tblBorders>
@@ -1940,7 +1984,7 @@
     <w:lsdException w:unhideWhenUsed="0" w:uiPriority="0" w:semiHidden="0" w:name="index 9"/>
     <w:lsdException w:unhideWhenUsed="0" w:uiPriority="0" w:semiHidden="0" w:name="toc 1"/>
     <w:lsdException w:unhideWhenUsed="0" w:uiPriority="0" w:semiHidden="0" w:name="toc 2"/>
-    <w:lsdException w:unhideWhenUsed="0" w:uiPriority="0" w:name="toc 3"/>
+    <w:lsdException w:qFormat="1" w:unhideWhenUsed="0" w:uiPriority="0" w:name="toc 3"/>
     <w:lsdException w:unhideWhenUsed="0" w:uiPriority="0" w:semiHidden="0" w:name="toc 4"/>
     <w:lsdException w:unhideWhenUsed="0" w:uiPriority="0" w:semiHidden="0" w:name="toc 5"/>
     <w:lsdException w:unhideWhenUsed="0" w:uiPriority="0" w:semiHidden="0" w:name="toc 6"/>
@@ -1950,7 +1994,7 @@
     <w:lsdException w:unhideWhenUsed="0" w:uiPriority="0" w:semiHidden="0" w:name="Normal Indent"/>
     <w:lsdException w:unhideWhenUsed="0" w:uiPriority="0" w:semiHidden="0" w:name="footnote text"/>
     <w:lsdException w:unhideWhenUsed="0" w:uiPriority="0" w:semiHidden="0" w:name="annotation text"/>
-    <w:lsdException w:unhideWhenUsed="0" w:uiPriority="0" w:semiHidden="0" w:name="header"/>
+    <w:lsdException w:qFormat="1" w:unhideWhenUsed="0" w:uiPriority="0" w:semiHidden="0" w:name="header"/>
     <w:lsdException w:unhideWhenUsed="0" w:uiPriority="0" w:semiHidden="0" w:name="footer"/>
     <w:lsdException w:unhideWhenUsed="0" w:uiPriority="0" w:semiHidden="0" w:name="index heading"/>
     <w:lsdException w:qFormat="1" w:uiPriority="0" w:name="caption"/>
@@ -2022,7 +2066,7 @@
     <w:lsdException w:unhideWhenUsed="0" w:uiPriority="0" w:semiHidden="0" w:name="HTML Sample"/>
     <w:lsdException w:unhideWhenUsed="0" w:uiPriority="0" w:semiHidden="0" w:name="HTML Typewriter"/>
     <w:lsdException w:unhideWhenUsed="0" w:uiPriority="0" w:semiHidden="0" w:name="HTML Variable"/>
-    <w:lsdException w:uiPriority="99" w:name="Normal Table"/>
+    <w:lsdException w:qFormat="1" w:uiPriority="99" w:name="Normal Table"/>
     <w:lsdException w:uiPriority="0" w:name="annotation subject"/>
     <w:lsdException w:uiPriority="0" w:name="Table Simple 1"/>
     <w:lsdException w:uiPriority="0" w:name="Table Simple 2"/>
@@ -2220,6 +2264,7 @@
     <w:name w:val="Normal Table"/>
     <w:semiHidden/>
     <w:unhideWhenUsed/>
+    <w:qFormat/>
     <w:uiPriority w:val="99"/>
     <w:tblPr>
       <w:tblCellMar>
@@ -2254,6 +2299,7 @@
     <w:next w:val="3"/>
     <w:autoRedefine/>
     <w:semiHidden/>
+    <w:qFormat/>
     <w:uiPriority w:val="0"/>
     <w:pPr>
       <w:ind w:left="840" w:leftChars="400"/>
@@ -2278,6 +2324,7 @@
     <w:name w:val="header"/>
     <w:basedOn w:val="1"/>
     <w:link w:val="16"/>
+    <w:qFormat/>
     <w:uiPriority w:val="0"/>
     <w:pPr>
       <w:pBdr>
@@ -2318,6 +2365,7 @@
     <w:name w:val="作者"/>
     <w:basedOn w:val="1"/>
     <w:next w:val="1"/>
+    <w:qFormat/>
     <w:uiPriority w:val="0"/>
     <w:pPr>
       <w:spacing w:before="156" w:beforeLines="50"/>
@@ -2331,6 +2379,7 @@
     <w:name w:val="单位"/>
     <w:basedOn w:val="1"/>
     <w:next w:val="1"/>
+    <w:qFormat/>
     <w:uiPriority w:val="0"/>
     <w:pPr>
       <w:spacing w:before="156" w:beforeLines="50"/>
@@ -2344,6 +2393,7 @@
     <w:name w:val="标题4"/>
     <w:basedOn w:val="1"/>
     <w:next w:val="1"/>
+    <w:qFormat/>
     <w:uiPriority w:val="0"/>
     <w:pPr>
       <w:numPr>
